--- a/reports/generated/exports/InterimReview.docx
+++ b/reports/generated/exports/InterimReview.docx
@@ -358,7 +358,7 @@
           <w:b w:val="0"/>
           <w:i w:val="0"/>
         </w:rPr>
-        <w:t>The objectives have been refined during Phase 0 and Phase 1 in light of supervisor feedback. The current working set is:</w:t>
+        <w:t>The objectives have been refined during Phase 0 and Phase 1 in light of supervisor feedback. They are stated in the order in which the dissertation answers them: the core scientific question first, the empirical evidence (both single-asset headline and multi-asset / out-of-time generalisation) second, the reproducibility apparatus third, and the honest position on where the method works and where it does not fourth.</w:t>
       </w:r>
     </w:p>
     <w:p>
@@ -366,7 +366,7 @@
         <w:pStyle w:val="ListBullet"/>
       </w:pPr>
       <w:r>
-        <w:t>O1. To study whether an explicit forecast-uncertainty signal, modelled with a DeepAR-style probabilistic LSTM and consumed by a PPO policy as both a state feature and a hard guard on new long-side actions, allows the agent to sit closer to the return-versus-drawdown frontier than uncertainty-blind alternatives on US equity index data.</w:t>
+        <w:t>O1 — the core scientific question. Can a deep reinforcement-learning agent that conditions on its own forecaster's predictive uncertainty (how confident the forecaster is, not just what it predicts) sit closer to the drawdown-constrained risk-adjusted return frontier than uncertainty-blind alternatives? Operationally: a DeepAR-style probabilistic LSTM emits predictive mean and variance; a Proximal Policy Optimization (PPO) policy reads the variance as a state feature and as a hard guard that blocks new long-side trades when the uncertainty score exceeds a quantile threshold.</w:t>
       </w:r>
     </w:p>
     <w:p>
@@ -374,7 +374,7 @@
         <w:pStyle w:val="ListBullet"/>
       </w:pPr>
       <w:r>
-        <w:t>O2. To evaluate the resulting policy on a held-out window containing real macro shocks (2022 to 2025) against three named comparators — passive buy-and-hold, a rule-based stop-loss policy, and a baseline PPO with no uncertainty signal — using a metric set in which the headline criteria are Sharpe ratio, terminal value relative to buy-and-hold, and the capital-preservation ratio against the running high-watermark.</w:t>
+        <w:t>O2 — the empirical evidence. Evaluate the resulting policy on a fixed held-out window containing real macro shocks (2022 to 2025) against three named comparators — passive buy-and-hold, a rule-based trailing stop-loss policy, and a baseline PPO with no uncertainty signal — and check that the conclusions survive contact with (a) a 70-ticker diversified-equity test universe (41 single-name US large-cap equities + 29 ETFs spanning broad-market, sector, dividend, thematic and commodity exposure) and (b) a four-fold walk-forward grid in which the train, validation and test windows roll forward across 2018–2025. Headline metrics: Sharpe ratio, terminal value relative to buy-and-hold, and the capital-preservation ratio against the running high-watermark.</w:t>
       </w:r>
     </w:p>
     <w:p>
@@ -382,7 +382,7 @@
         <w:pStyle w:val="ListBullet"/>
       </w:pPr>
       <w:r>
-        <w:t>O3. To pin down a fully reproducible evaluation protocol of fixed splits, fixed seeds, scripted artefacts and a shared metric set, so that any comparison made in this dissertation is genuinely like-for-like and can be reproduced from the public repository in a single command sequence.</w:t>
+        <w:t>O3 — reproducibility. Pin down a fully reproducible evaluation protocol of fixed splits, fixed random seeds, scripted experiment runners, scripted reporting and a shared metric set, so that any comparison made in this dissertation is genuinely like-for-like and can be reproduced from the public repository in a single command sequence.</w:t>
       </w:r>
     </w:p>
     <w:p>
@@ -390,7 +390,7 @@
         <w:pStyle w:val="ListBullet"/>
       </w:pPr>
       <w:r>
-        <w:t>O4. To take an honest position, on the strength of O1 to O3, on when an uncertainty signal earns a place in a portfolio control loop and, just as important, on when it does not.</w:t>
+        <w:t>O4 — honest position on where it works and where it does not. Diagnose the regimes in which the uncertainty-aware policy beats the alternatives and the regimes in which it does not, and take a defensible position — on the strength of O1 to O3 — on when an explicit uncertainty signal earns a place in a portfolio control loop and, just as important, on when it does not.</w:t>
       </w:r>
     </w:p>
     <w:p>

--- a/reports/generated/exports/InterimReview.docx
+++ b/reports/generated/exports/InterimReview.docx
@@ -2352,7 +2352,16 @@
           <w:b w:val="0"/>
           <w:i w:val="0"/>
         </w:rPr>
-        <w:t>The phasing below maps onto the form's structure and reflects the revised direction agreed with the supervisor. Each scheduled task is tied to a milestone with a target date. Milestones are also tied to objectives O1 to O4.</w:t>
+        <w:t>Progress against the previous plan. The May 2026 milestones in the original plan have been completed: the dissertation has been reframed around drawdown-constrained risk-adjusted return; a finance and risk-management background section has been added; the rule-based stop-loss comparator is checked in and reported alongside the AI agents; the test universe has been expanded from single-index SPY to a 70-ticker diversified-equity universe; and the extended seed-stability check has been run on a representative sub-universe. The plan below covers what remains.</w:t>
+      </w:r>
+    </w:p>
+    <w:p>
+      <w:r>
+        <w:rPr>
+          <w:b w:val="0"/>
+          <w:i w:val="0"/>
+        </w:rPr>
+        <w:t>Each scheduled task is tied to a milestone with a target date. Milestones are tied to objectives O1 to O4. The submission-critical path is the backtest and walk-forward evidence; live execution sits outside that path and is treated as a stretch goal (see the August 2026 row).</w:t>
       </w:r>
     </w:p>
     <w:tbl>
@@ -2417,41 +2426,6 @@
               <w:rPr>
                 <w:b/>
               </w:rPr>
-              <w:t>May 2026 (remaining)</w:t>
-            </w:r>
-          </w:p>
-        </w:tc>
-        <w:tc>
-          <w:tcPr>
-            <w:tcW w:type="dxa" w:w="3249"/>
-          </w:tcPr>
-          <w:p>
-            <w:r>
-              <w:t>Reframe the dissertation around drawdown-constrained risk-adjusted return (Abstract, Chapter 1, interim review). Add a Finance / Risk-Management Background sub-chapter covering MV, CVaR/ES, drawdown measures and Sortino, with notation explained. Implement the rule-based stop-loss baseline as a third comparator. Expand the test universe from a single index to a 70-ticker diversified-equity universe and re-run the four-agent comparison at the Phase-1 budget. Add the Section 5.5.1 extended seed-stability check on a representative eight-ticker sub-universe.</w:t>
-            </w:r>
-          </w:p>
-        </w:tc>
-        <w:tc>
-          <w:tcPr>
-            <w:tcW w:type="dxa" w:w="3249"/>
-          </w:tcPr>
-          <w:p>
-            <w:r>
-              <w:t>M1: rule-based baseline checked in and reported alongside the AI agents (mid-May, done). M2: 70-ticker robustness study + extended seed-stability check on representative sub-universe (end of May, done).</w:t>
-            </w:r>
-          </w:p>
-        </w:tc>
-      </w:tr>
-      <w:tr>
-        <w:tc>
-          <w:tcPr>
-            <w:tcW w:type="dxa" w:w="3249"/>
-          </w:tcPr>
-          <w:p>
-            <w:r>
-              <w:rPr>
-                <w:b/>
-              </w:rPr>
               <w:t>June 2026 (4 weeks)</w:t>
             </w:r>
           </w:p>
@@ -2462,7 +2436,7 @@
           </w:tcPr>
           <w:p>
             <w:r>
-              <w:t>Phase-2 extended grid on the full 70-ticker universe at extended budget (10 seeds × 50 000 timesteps × 4 walk-forward folds × 16 bootstrap paths) on Colab GPU runtime. Sector-aware uncertainty-quantile calibration (replace single global threshold with per-sector or per-regime threshold). Begin Chapter 2 (Background) and Chapter 3 (Methodology) full drafts.</w:t>
+              <w:t>Phase-2 extended grid on the full 70-ticker universe at extended budget (10 seeds × 50 000 timesteps × 4 walk-forward folds × 16 bootstrap paths) on Colab GPU runtime. Sector-aware uncertainty-quantile calibration (replace the single global threshold with a per-sector or per-regime threshold). Begin Chapter 2 (Background) and Chapter 3 (Methodology) full drafts.</w:t>
             </w:r>
           </w:p>
         </w:tc>
@@ -2472,7 +2446,7 @@
           </w:tcPr>
           <w:p>
             <w:r>
-              <w:t>M3: full 70-ticker × 4-fold × 10-seed × 50k-step extended grid (mid-June). M4: sector-aware calibration ablation + Chapter 2 and Chapter 3 first drafts (end of June).</w:t>
+              <w:t>M1: full 70-ticker × 4-fold × 10-seed × 50k-step extended grid (mid-June). M2: sector-aware calibration ablation + Chapter 2 and Chapter 3 first drafts (end of June).</w:t>
             </w:r>
           </w:p>
         </w:tc>
@@ -2497,7 +2471,7 @@
           </w:tcPr>
           <w:p>
             <w:r>
-              <w:t>Sensitivity sweep on the uncertainty threshold, minimum scale, and max trade fraction. Block-bootstrap data augmentation (Politis and Romano, 1994) to expand the effective training set. Locked final results table. Draft Chapter 5 (Results) and Chapter 1 (Introduction).</w:t>
+              <w:t>Sensitivity sweep on the uncertainty quantile threshold, the minimum trade-size scale, and the maximum trade fraction. Block-bootstrap data augmentation (Politis and Romano, 1994) to expand the effective training set. Lock the final headline results table. Draft Chapter 5 (Results) and Chapter 1 (Introduction).</w:t>
             </w:r>
           </w:p>
         </w:tc>
@@ -2507,7 +2481,7 @@
           </w:tcPr>
           <w:p>
             <w:r>
-              <w:t>M5: sensitivity and bootstrap results locked (mid-July). M6: Chapters 1, 2, 3 and 5 first drafts (end of July).</w:t>
+              <w:t>M3: sensitivity and bootstrap results locked (mid-July). M4: Chapters 1, 2, 3 and 5 first drafts (end of July).</w:t>
             </w:r>
           </w:p>
         </w:tc>
@@ -2532,7 +2506,7 @@
           </w:tcPr>
           <w:p>
             <w:r>
-              <w:t>Start the paper-trading shadow run via Alpaca early in the month and let it accumulate two weeks of out-of-sample profit-and-loss. Write Chapter 6 (Discussion) and Chapter 7 (Conclusion). Polish figures, integrate supervisor feedback, finalise the dissertation. Code changes from this point are bug-fix only.</w:t>
+              <w:t>Polish phase. Write Chapter 6 (Discussion) and Chapter 7 (Conclusion). Polish figures and tables, integrate supervisor feedback on the full draft, and finalise the dissertation. Code changes from this point are bug-fix only. Stretch goal: if time and a working brokerage account permit, run a two-week paper-trading shadow run via the Alpaca API and report the live profit-and-loss as an out-of-sample case study; if it does not happen the dissertation rests on the backtest and walk-forward evidence and the live run is recorded as post-submission work in the real-world deployment roadmap (see the live/ directory in the repository).</w:t>
             </w:r>
           </w:p>
         </w:tc>
@@ -2542,7 +2516,7 @@
           </w:tcPr>
           <w:p>
             <w:r>
-              <w:t>M7: paper-trading shadow run started (early August). M8: full draft to supervisor (mid-August). M9: paper-trading PnL added to results chapter (third week of August). M10: submission-ready version (end of August).</w:t>
+              <w:t>M5: full draft to supervisor (mid-August). M6: submission-ready version (end of August). M7 (stretch): paper-trading PnL added to results chapter (third week of August), only if the shadow run is in scope.</w:t>
             </w:r>
           </w:p>
         </w:tc>
@@ -2577,7 +2551,7 @@
           </w:tcPr>
           <w:p>
             <w:r>
-              <w:t>M11: viva-ready presentation and demo by viva date.</w:t>
+              <w:t>M8: viva-ready presentation and demo by viva date.</w:t>
             </w:r>
           </w:p>
         </w:tc>
@@ -2599,7 +2573,7 @@
         <w:pStyle w:val="ListBullet"/>
       </w:pPr>
       <w:r>
-        <w:t>Compute time. Current runs are CPU-friendly (10 000 PPO timesteps, three seeds). The multi-ticker, walk-forward, ablation and ten-seed grid is larger but still CPU-tractable; runs will be batched overnight and partial-grid results accepted for any interim deliverable. Where the grid is too heavy for the local machine the corresponding runner can be lifted onto a Google Colab GPU runtime without code changes.</w:t>
+        <w:t>Compute time. Phase-1 runs are CPU-friendly (10 000 PPO timesteps, three seeds). The full Phase-2 grid is larger but still tractable on a Google Colab T4 GPU runtime, and the runners are designed to lift onto Colab without code changes. Partial-grid results will be accepted for any interim deliverable.</w:t>
       </w:r>
     </w:p>
     <w:p>
@@ -2615,7 +2589,7 @@
         <w:pStyle w:val="ListBullet"/>
       </w:pPr>
       <w:r>
-        <w:t>Result fragility. The Phase-1 numbers may move under the multi-ticker, walk-forward and ablation work. To guard against over-claiming, results will be reported as median and inter-quartile range across at least ten seeds and across tickers, evaluated on multiple sliding test windows (walk-forward) rather than a single one, and any case where the probabilistic variant fails to beat the rule-based stop-loss comparator or buy-and-hold will be called out explicitly.</w:t>
+        <w:t>Result fragility. The Phase-1 numbers may move under the full 70-ticker, walk-forward and ablation work. To guard against over-claiming, results will be reported as median and inter-quartile range across ten seeds and across tickers, evaluated on multiple sliding test windows (walk-forward) rather than a single window, and any case where the probabilistic variant fails to beat the rule-based stop-loss comparator or buy-and-hold will be called out explicitly.</w:t>
       </w:r>
     </w:p>
     <w:p>
@@ -2623,7 +2597,7 @@
         <w:pStyle w:val="ListBullet"/>
       </w:pPr>
       <w:r>
-        <w:t>Paper-trading dependency. The Alpaca shadow run depends on a working brokerage account and stable market hours. If the API is unavailable for any portion of August, the dissertation will report whatever live profit-and-loss was accumulated up to the cutoff, with the gap explicitly stated.</w:t>
+        <w:t>Paper-trading dependency (stretch goal only). The Alpaca shadow run is a stretch goal that does not gate the dissertation. If the brokerage account, the API or the time available does not support a clean two-week run during August, the dissertation rests on the backtest and walk-forward evidence and the shadow run is moved into the real-world deployment roadmap as post-submission work.</w:t>
       </w:r>
     </w:p>
     <w:p>

--- a/reports/generated/exports/InterimReview.docx
+++ b/reports/generated/exports/InterimReview.docx
@@ -861,7 +861,7 @@
         <w:pStyle w:val="ListBullet"/>
       </w:pPr>
       <w:r>
-        <w:t>A probabilistic forecaster (experiments/run_probabilistic_agent.py): an LSTM trained with Gaussian negative log-likelihood that emits the mean and log variance of the next-step log return. The predictive standard deviation is min-max normalised across the test window into a unit-interval uncertainty score.</w:t>
+        <w:t>A probabilistic forecaster (experiments/runners/run_probabilistic_agent.py): an LSTM trained with Gaussian negative log-likelihood that emits the mean and log variance of the next-step log return. The predictive standard deviation is min-max normalised across the test window into a unit-interval uncertainty score.</w:t>
       </w:r>
     </w:p>
     <w:p>
@@ -877,7 +877,7 @@
         <w:pStyle w:val="ListBullet"/>
       </w:pPr>
       <w:r>
-        <w:t>A baseline PPO runner (experiments/run_baseline.py) that uses the same environment without the uncertainty coordinate or the trade-size shrinkage, so the comparison against the probabilistic variant is genuinely controlled.</w:t>
+        <w:t>A baseline PPO runner (experiments/runners/run_baseline.py) that uses the same environment without the uncertainty coordinate or the trade-size shrinkage, so the comparison against the probabilistic variant is genuinely controlled.</w:t>
       </w:r>
     </w:p>
     <w:p>
@@ -885,7 +885,7 @@
         <w:pStyle w:val="ListBullet"/>
       </w:pPr>
       <w:r>
-        <w:t>A rule-based stop-loss runner (experiments/run_rule_baselines.py) implementing 5 % and 10 % trailing-stop policies with a 20/50-day moving-average crossover for re-entry. This is the directly-measured non-AI comparator that the supervisor's previous feedback asked for.</w:t>
+        <w:t>A rule-based stop-loss runner (experiments/runners/run_rule_baselines.py) implementing 5 % and 10 % trailing-stop policies with a 20/50-day moving-average crossover for re-entry. This is the directly-measured non-AI comparator that the supervisor's previous feedback asked for.</w:t>
       </w:r>
     </w:p>
     <w:p>
@@ -893,7 +893,7 @@
         <w:pStyle w:val="ListBullet"/>
       </w:pPr>
       <w:r>
-        <w:t>A benchmarks runner (experiments/run_benchmarks.py) that evaluates passive buy-and-hold and all-cash on the same test window. These act as sanity checks on the metric definitions as much as competitors to beat.</w:t>
+        <w:t>A benchmarks runner (experiments/runners/run_benchmarks.py) that evaluates passive buy-and-hold and all-cash on the same test window. These act as sanity checks on the metric definitions as much as competitors to beat.</w:t>
       </w:r>
     </w:p>
     <w:p>
@@ -909,7 +909,7 @@
         <w:pStyle w:val="ListBullet"/>
       </w:pPr>
       <w:r>
-        <w:t>A reporting layer: reports/generate_dissertation_report.py for the markdown summary, reports/build_supervisor_pack.py for the one-page chart, reports/plot_dissertation_visuals.py for the detailed figures, and Dissertation_Walkthrough.ipynb for the embedded-output review notebook.</w:t>
+        <w:t>A reporting layer: reports/builders/generate_dissertation_report.py for the markdown summary, reports/builders/build_supervisor_pack.py for the one-page chart, reports/builders/plot_dissertation_visuals.py for the detailed figures, and Dissertation_Walkthrough.ipynb for the embedded-output review notebook.</w:t>
       </w:r>
     </w:p>
     <w:p>
@@ -1194,7 +1194,7 @@
           </w:tcPr>
           <w:p>
             <w:r>
-              <w:t>experiments/run_rule_baselines.py</w:t>
+              <w:t>experiments/runners/run_rule_baselines.py</w:t>
             </w:r>
           </w:p>
         </w:tc>
@@ -1322,7 +1322,7 @@
           </w:tcPr>
           <w:p>
             <w:r>
-              <w:t>GPU-only; orchestrator experiments/run_extended_grid.py + notebook notebooks/extended_grid_colab.ipynb</w:t>
+              <w:t>GPU-only; orchestrator experiments/runners/run_extended_grid.py + notebook notebooks/extended_grid_colab.ipynb</w:t>
             </w:r>
           </w:p>
         </w:tc>
@@ -2306,19 +2306,19 @@
           <w:rFonts w:ascii="Consolas" w:hAnsi="Consolas"/>
           <w:sz w:val="20"/>
         </w:rPr>
-        <w:t>python experiments/run_baseline.py</w:t>
+        <w:t>python experiments/runners/run_baseline.py</w:t>
         <w:br/>
-        <w:t>python experiments/run_probabilistic_agent.py</w:t>
+        <w:t>python experiments/runners/run_probabilistic_agent.py</w:t>
         <w:br/>
-        <w:t>python experiments/run_benchmarks.py</w:t>
+        <w:t>python experiments/runners/run_benchmarks.py</w:t>
         <w:br/>
-        <w:t>python experiments/run_rule_baselines.py</w:t>
+        <w:t>python experiments/runners/run_rule_baselines.py</w:t>
         <w:br/>
-        <w:t>python reports/generate_dissertation_report.py</w:t>
+        <w:t>python reports/builders/generate_dissertation_report.py</w:t>
         <w:br/>
-        <w:t>python reports/build_supervisor_pack.py</w:t>
+        <w:t>python reports/builders/build_supervisor_pack.py</w:t>
         <w:br/>
-        <w:t>python reports/plot_dissertation_visuals.py</w:t>
+        <w:t>python reports/builders/plot_dissertation_visuals.py</w:t>
       </w:r>
     </w:p>
     <w:p>
